--- a/файлы/rasporyazhenie-proekt.docx
+++ b/файлы/rasporyazhenie-proekt.docx
@@ -240,7 +240,7 @@
           <w:sz w:val="28"/>
           <w:szCs w:val="28"/>
         </w:rPr>
-        <w:t xml:space="preserve">1. Инициировать в администрации Благовещенского муниципального округа реализацию проекта по улучшению процесса «Оптимизация процесса приёма, маршрутизации и контроля исполнения сообщений граждан о проблемах благоустройства и жизнеобеспечения на территории Благовещенского муниципального округа».</w:t>
+        <w:t xml:space="preserve">1. Инициировать в администрации Благовещенского муниципального округа реализацию проекта по улучшению процесса «Оптимизация процесса содержания территории Благовещенского муниципального округа за счёт перехода от реагирования на обращения к раннему выявлению проблем, их оперативному устранению и контролю результата».</w:t>
       </w:r>
     </w:p>
     <w:p>
@@ -537,7 +537,7 @@
           <w:sz w:val="28"/>
           <w:szCs w:val="28"/>
         </w:rPr>
-        <w:t xml:space="preserve">«Оптимизация процесса приёма, маршрутизации и контроля исполнения сообщений граждан о проблемах благоустройства и жизнеобеспечения на территории Благовещенского муниципального округа»</w:t>
+        <w:t xml:space="preserve">«Оптимизация процесса содержания территории Благовещенского муниципального округа за счёт перехода от реагирования на обращения к раннему выявлению проблем, их оперативному устранению и контролю результата»</w:t>
       </w:r>
     </w:p>
     <w:p>
